--- a/articulos/articulos.docx
+++ b/articulos/articulos.docx
@@ -3,29 +3,28 @@
 <w:document xmlns:wpc="http://schemas.microsoft.com/office/word/2010/wordprocessingCanvas" xmlns:cx="http://schemas.microsoft.com/office/drawing/2014/chartex" xmlns:cx1="http://schemas.microsoft.com/office/drawing/2015/9/8/chartex" xmlns:cx2="http://schemas.microsoft.com/office/drawing/2015/10/21/chartex" xmlns:cx3="http://schemas.microsoft.com/office/drawing/2016/5/9/chartex" xmlns:cx4="http://schemas.microsoft.com/office/drawing/2016/5/10/chartex" xmlns:cx5="http://schemas.microsoft.com/office/drawing/2016/5/11/chartex" xmlns:cx6="http://schemas.microsoft.com/office/drawing/2016/5/12/chartex" xmlns:cx7="http://schemas.microsoft.com/office/drawing/2016/5/13/chartex" xmlns:cx8="http://schemas.microsoft.com/office/drawing/2016/5/14/chartex" xmlns:mc="http://schemas.openxmlformats.org/markup-compatibility/2006" xmlns:aink="http://schemas.microsoft.com/office/drawing/2016/ink" xmlns:am3d="http://schemas.microsoft.com/office/drawing/2017/model3d" xmlns:o="urn:schemas-microsoft-com:office:office" xmlns:oel="http://schemas.microsoft.com/office/2019/extlst" xmlns:r="http://schemas.openxmlformats.org/officeDocument/2006/relationships" xmlns:m="http://schemas.openxmlformats.org/officeDocument/2006/math" xmlns:v="urn:schemas-microsoft-com:vml" xmlns:wp14="http://schemas.microsoft.com/office/word/2010/wordprocessingDrawing" xmlns:wp="http://schemas.openxmlformats.org/drawingml/2006/wordprocessingDrawing" xmlns:w10="urn:schemas-microsoft-com:office:word" xmlns:w="http://schemas.openxmlformats.org/wordprocessingml/2006/main" xmlns:w14="http://schemas.microsoft.com/office/word/2010/wordml" xmlns:w15="http://schemas.microsoft.com/office/word/2012/wordml" xmlns:w16cex="http://schemas.microsoft.com/office/word/2018/wordml/cex" xmlns:w16cid="http://schemas.microsoft.com/office/word/2016/wordml/cid" xmlns:w16="http://schemas.microsoft.com/office/word/2018/wordml" xmlns:w16du="http://schemas.microsoft.com/office/word/2023/wordml/word16du" xmlns:w16sdtdh="http://schemas.microsoft.com/office/word/2020/wordml/sdtdatahash" xmlns:w16sdtfl="http://schemas.microsoft.com/office/word/2024/wordml/sdtformatlock" xmlns:w16se="http://schemas.microsoft.com/office/word/2015/wordml/symex" xmlns:wpg="http://schemas.microsoft.com/office/word/2010/wordprocessingGroup" xmlns:wpi="http://schemas.microsoft.com/office/word/2010/wordprocessingInk" xmlns:wne="http://schemas.microsoft.com/office/word/2006/wordml" xmlns:wps="http://schemas.microsoft.com/office/word/2010/wordprocessingShape" mc:Ignorable="w14 w15 w16se w16cid w16 w16cex w16sdtdh w16sdtfl w16du wp14">
   <w:body>
     <w:p>
+      <w:hyperlink r:id="rId4" w:history="1">
+        <w:r>
+          <w:rPr>
+            <w:rStyle w:val="Hipervnculo"/>
+          </w:rPr>
+          <w:t>https://github.com/iPsych/OxiNet/tree/main</w:t>
+        </w:r>
+      </w:hyperlink>
+    </w:p>
+    <w:p>
+      <w:hyperlink r:id="rId5" w:history="1">
+        <w:r>
+          <w:rPr>
+            <w:rStyle w:val="Hipervnculo"/>
+          </w:rPr>
+          <w:t>Aplicación de algoritmos de aprendizaje automático para la clasificación de los trastornos del sueño | Revistas y Revistas IEEE | IEEE Xplore</w:t>
+        </w:r>
+      </w:hyperlink>
+    </w:p>
+    <w:p>
       <w:r>
-        <w:fldChar w:fldCharType="begin"/>
-      </w:r>
-      <w:r>
-        <w:instrText>HYPERLINK "</w:instrText>
-      </w:r>
-      <w:r>
-        <w:instrText>https://github.com/iPsych/OxiNet/tree/main</w:instrText>
-      </w:r>
-      <w:r>
-        <w:instrText>"</w:instrText>
-      </w:r>
-      <w:r>
-        <w:fldChar w:fldCharType="separate"/>
-      </w:r>
-      <w:r>
-        <w:rPr>
-          <w:rStyle w:val="Hipervnculo"/>
-        </w:rPr>
-        <w:t>https://github.com/iPsych/OxiNet/tree/main</w:t>
-      </w:r>
-      <w:r>
-        <w:fldChar w:fldCharType="end"/>
+        <w:t>Mismo dataset o muy muy parecido.</w:t>
       </w:r>
     </w:p>
     <w:p/>
@@ -53,7 +52,7 @@
           <w:szCs w:val="28"/>
         </w:rPr>
       </w:pPr>
-      <w:hyperlink r:id="rId4" w:history="1">
+      <w:hyperlink r:id="rId6" w:history="1">
         <w:r>
           <w:rPr>
             <w:rStyle w:val="Hipervnculo"/>
@@ -73,7 +72,7 @@
           <w:u w:val="none"/>
         </w:rPr>
       </w:pPr>
-      <w:hyperlink r:id="rId5" w:history="1">
+      <w:hyperlink r:id="rId7" w:history="1">
         <w:r>
           <w:rPr>
             <w:rStyle w:val="Hipervnculo"/>
@@ -116,7 +115,7 @@
           <w:u w:val="none"/>
         </w:rPr>
       </w:pPr>
-      <w:hyperlink r:id="rId6" w:history="1">
+      <w:hyperlink r:id="rId8" w:history="1">
         <w:r>
           <w:rPr>
             <w:rStyle w:val="Hipervnculo"/>
@@ -144,7 +143,7 @@
           <w:u w:val="single"/>
         </w:rPr>
       </w:pPr>
-      <w:hyperlink r:id="rId7" w:history="1">
+      <w:hyperlink r:id="rId9" w:history="1">
         <w:r>
           <w:rPr>
             <w:rStyle w:val="Hipervnculo"/>
@@ -162,60 +161,14 @@
           <w:szCs w:val="28"/>
         </w:rPr>
       </w:pPr>
-      <w:hyperlink r:id="rId8" w:history="1">
-        <w:proofErr w:type="spellStart"/>
+      <w:hyperlink r:id="rId10" w:history="1">
         <w:r>
           <w:rPr>
             <w:rStyle w:val="Hipervnculo"/>
             <w:sz w:val="28"/>
             <w:szCs w:val="28"/>
           </w:rPr>
-          <w:t>Journal</w:t>
-        </w:r>
-        <w:proofErr w:type="spellEnd"/>
-        <w:r>
-          <w:rPr>
-            <w:rStyle w:val="Hipervnculo"/>
-            <w:sz w:val="28"/>
-            <w:szCs w:val="28"/>
-          </w:rPr>
-          <w:t xml:space="preserve"> </w:t>
-        </w:r>
-        <w:proofErr w:type="spellStart"/>
-        <w:r>
-          <w:rPr>
-            <w:rStyle w:val="Hipervnculo"/>
-            <w:sz w:val="28"/>
-            <w:szCs w:val="28"/>
-          </w:rPr>
-          <w:t>of</w:t>
-        </w:r>
-        <w:proofErr w:type="spellEnd"/>
-        <w:r>
-          <w:rPr>
-            <w:rStyle w:val="Hipervnculo"/>
-            <w:sz w:val="28"/>
-            <w:szCs w:val="28"/>
-          </w:rPr>
-          <w:t xml:space="preserve"> Medical Internet </w:t>
-        </w:r>
-        <w:proofErr w:type="spellStart"/>
-        <w:r>
-          <w:rPr>
-            <w:rStyle w:val="Hipervnculo"/>
-            <w:sz w:val="28"/>
-            <w:szCs w:val="28"/>
-          </w:rPr>
-          <w:t>Research</w:t>
-        </w:r>
-        <w:proofErr w:type="spellEnd"/>
-        <w:r>
-          <w:rPr>
-            <w:rStyle w:val="Hipervnculo"/>
-            <w:sz w:val="28"/>
-            <w:szCs w:val="28"/>
-          </w:rPr>
-          <w:t xml:space="preserve"> - Predicción del riesgo de trastornos del sueño mediante un cuestionario simple basado en el aprendizaje automático: estudio de desarrollo y validación</w:t>
+          <w:t>Journal of Medical Internet Research - Predicción del riesgo de trastornos del sueño mediante un cuestionario simple basado en el aprendizaje automático: estudio de desarrollo y validación</w:t>
         </w:r>
       </w:hyperlink>
       <w:r>
@@ -251,7 +204,7 @@
           <w:u w:val="single"/>
         </w:rPr>
       </w:pPr>
-      <w:hyperlink r:id="rId9" w:history="1">
+      <w:hyperlink r:id="rId11" w:history="1">
         <w:r>
           <w:rPr>
             <w:rStyle w:val="Hipervnculo"/>
@@ -293,7 +246,7 @@
           <w:rStyle w:val="Hipervnculo"/>
         </w:rPr>
       </w:pPr>
-      <w:hyperlink r:id="rId10" w:history="1">
+      <w:hyperlink r:id="rId12" w:history="1">
         <w:r>
           <w:rPr>
             <w:rStyle w:val="Hipervnculo"/>
@@ -310,7 +263,7 @@
           <w:rStyle w:val="Hipervnculo"/>
         </w:rPr>
       </w:pPr>
-      <w:hyperlink r:id="rId11" w:history="1">
+      <w:hyperlink r:id="rId13" w:history="1">
         <w:r>
           <w:rPr>
             <w:rStyle w:val="Hipervnculo"/>
@@ -327,7 +280,7 @@
           <w:rStyle w:val="Hipervnculo"/>
         </w:rPr>
       </w:pPr>
-      <w:hyperlink r:id="rId12" w:history="1">
+      <w:hyperlink r:id="rId14" w:history="1">
         <w:r>
           <w:rPr>
             <w:rStyle w:val="Hipervnculo"/>
@@ -346,7 +299,7 @@
           <w:szCs w:val="28"/>
         </w:rPr>
       </w:pPr>
-      <w:hyperlink r:id="rId13" w:history="1">
+      <w:hyperlink r:id="rId15" w:history="1">
         <w:r>
           <w:rPr>
             <w:rStyle w:val="Hipervnculo"/>
@@ -366,7 +319,7 @@
           <w:u w:val="single"/>
         </w:rPr>
       </w:pPr>
-      <w:hyperlink r:id="rId14" w:history="1">
+      <w:hyperlink r:id="rId16" w:history="1">
         <w:r>
           <w:rPr>
             <w:rStyle w:val="Hipervnculo"/>

--- a/articulos/articulos.docx
+++ b/articulos/articulos.docx
@@ -3,14 +3,24 @@
 <w:document xmlns:wpc="http://schemas.microsoft.com/office/word/2010/wordprocessingCanvas" xmlns:cx="http://schemas.microsoft.com/office/drawing/2014/chartex" xmlns:cx1="http://schemas.microsoft.com/office/drawing/2015/9/8/chartex" xmlns:cx2="http://schemas.microsoft.com/office/drawing/2015/10/21/chartex" xmlns:cx3="http://schemas.microsoft.com/office/drawing/2016/5/9/chartex" xmlns:cx4="http://schemas.microsoft.com/office/drawing/2016/5/10/chartex" xmlns:cx5="http://schemas.microsoft.com/office/drawing/2016/5/11/chartex" xmlns:cx6="http://schemas.microsoft.com/office/drawing/2016/5/12/chartex" xmlns:cx7="http://schemas.microsoft.com/office/drawing/2016/5/13/chartex" xmlns:cx8="http://schemas.microsoft.com/office/drawing/2016/5/14/chartex" xmlns:mc="http://schemas.openxmlformats.org/markup-compatibility/2006" xmlns:aink="http://schemas.microsoft.com/office/drawing/2016/ink" xmlns:am3d="http://schemas.microsoft.com/office/drawing/2017/model3d" xmlns:o="urn:schemas-microsoft-com:office:office" xmlns:oel="http://schemas.microsoft.com/office/2019/extlst" xmlns:r="http://schemas.openxmlformats.org/officeDocument/2006/relationships" xmlns:m="http://schemas.openxmlformats.org/officeDocument/2006/math" xmlns:v="urn:schemas-microsoft-com:vml" xmlns:wp14="http://schemas.microsoft.com/office/word/2010/wordprocessingDrawing" xmlns:wp="http://schemas.openxmlformats.org/drawingml/2006/wordprocessingDrawing" xmlns:w10="urn:schemas-microsoft-com:office:word" xmlns:w="http://schemas.openxmlformats.org/wordprocessingml/2006/main" xmlns:w14="http://schemas.microsoft.com/office/word/2010/wordml" xmlns:w15="http://schemas.microsoft.com/office/word/2012/wordml" xmlns:w16cex="http://schemas.microsoft.com/office/word/2018/wordml/cex" xmlns:w16cid="http://schemas.microsoft.com/office/word/2016/wordml/cid" xmlns:w16="http://schemas.microsoft.com/office/word/2018/wordml" xmlns:w16du="http://schemas.microsoft.com/office/word/2023/wordml/word16du" xmlns:w16sdtdh="http://schemas.microsoft.com/office/word/2020/wordml/sdtdatahash" xmlns:w16sdtfl="http://schemas.microsoft.com/office/word/2024/wordml/sdtformatlock" xmlns:w16se="http://schemas.microsoft.com/office/word/2015/wordml/symex" xmlns:wpg="http://schemas.microsoft.com/office/word/2010/wordprocessingGroup" xmlns:wpi="http://schemas.microsoft.com/office/word/2010/wordprocessingInk" xmlns:wne="http://schemas.microsoft.com/office/word/2006/wordml" xmlns:wps="http://schemas.microsoft.com/office/word/2010/wordprocessingShape" mc:Ignorable="w14 w15 w16se w16cid w16 w16cex w16sdtdh w16sdtfl w16du wp14">
   <w:body>
     <w:p>
-      <w:hyperlink r:id="rId4" w:history="1">
-        <w:r>
-          <w:rPr>
-            <w:rStyle w:val="Hipervnculo"/>
-          </w:rPr>
-          <w:t>https://github.com/iPsych/OxiNet/tree/main</w:t>
-        </w:r>
-      </w:hyperlink>
+      <w:r>
+        <w:fldChar w:fldCharType="begin"/>
+      </w:r>
+      <w:r>
+        <w:instrText>HYPERLINK "https://github.com/iPsych/OxiNet/tree/main"</w:instrText>
+      </w:r>
+      <w:r>
+        <w:fldChar w:fldCharType="separate"/>
+      </w:r>
+      <w:r>
+        <w:rPr>
+          <w:rStyle w:val="Hipervnculo"/>
+        </w:rPr>
+        <w:t>https://github.com/iPsych/OxiNet/tree/main</w:t>
+      </w:r>
+      <w:r>
+        <w:fldChar w:fldCharType="end"/>
+      </w:r>
     </w:p>
     <w:p>
       <w:hyperlink r:id="rId5" w:history="1">
@@ -18,13 +28,29 @@
           <w:rPr>
             <w:rStyle w:val="Hipervnculo"/>
           </w:rPr>
-          <w:t>Aplicación de algoritmos de aprendizaje automático para la clasificación de los trastornos del sueño | Revistas y Revistas IEEE | IEEE Xplore</w:t>
+          <w:t xml:space="preserve">Aplicación de algoritmos de aprendizaje automático para la clasificación de los trastornos del sueño | Revistas y Revistas IEEE | IEEE </w:t>
         </w:r>
+        <w:proofErr w:type="spellStart"/>
+        <w:r>
+          <w:rPr>
+            <w:rStyle w:val="Hipervnculo"/>
+          </w:rPr>
+          <w:t>Xplore</w:t>
+        </w:r>
+        <w:proofErr w:type="spellEnd"/>
       </w:hyperlink>
     </w:p>
     <w:p>
       <w:r>
-        <w:t>Mismo dataset o muy muy parecido.</w:t>
+        <w:t xml:space="preserve">Mismo </w:t>
+      </w:r>
+      <w:proofErr w:type="spellStart"/>
+      <w:r>
+        <w:t>dataset</w:t>
+      </w:r>
+      <w:proofErr w:type="spellEnd"/>
+      <w:r>
+        <w:t xml:space="preserve"> o muy muy parecido.</w:t>
       </w:r>
     </w:p>
     <w:p/>
@@ -162,13 +188,59 @@
         </w:rPr>
       </w:pPr>
       <w:hyperlink r:id="rId10" w:history="1">
+        <w:proofErr w:type="spellStart"/>
         <w:r>
           <w:rPr>
             <w:rStyle w:val="Hipervnculo"/>
             <w:sz w:val="28"/>
             <w:szCs w:val="28"/>
           </w:rPr>
-          <w:t>Journal of Medical Internet Research - Predicción del riesgo de trastornos del sueño mediante un cuestionario simple basado en el aprendizaje automático: estudio de desarrollo y validación</w:t>
+          <w:t>Journal</w:t>
+        </w:r>
+        <w:proofErr w:type="spellEnd"/>
+        <w:r>
+          <w:rPr>
+            <w:rStyle w:val="Hipervnculo"/>
+            <w:sz w:val="28"/>
+            <w:szCs w:val="28"/>
+          </w:rPr>
+          <w:t xml:space="preserve"> </w:t>
+        </w:r>
+        <w:proofErr w:type="spellStart"/>
+        <w:r>
+          <w:rPr>
+            <w:rStyle w:val="Hipervnculo"/>
+            <w:sz w:val="28"/>
+            <w:szCs w:val="28"/>
+          </w:rPr>
+          <w:t>of</w:t>
+        </w:r>
+        <w:proofErr w:type="spellEnd"/>
+        <w:r>
+          <w:rPr>
+            <w:rStyle w:val="Hipervnculo"/>
+            <w:sz w:val="28"/>
+            <w:szCs w:val="28"/>
+          </w:rPr>
+          <w:t xml:space="preserve"> Medical Internet </w:t>
+        </w:r>
+        <w:proofErr w:type="spellStart"/>
+        <w:r>
+          <w:rPr>
+            <w:rStyle w:val="Hipervnculo"/>
+            <w:sz w:val="28"/>
+            <w:szCs w:val="28"/>
+          </w:rPr>
+          <w:t>Research</w:t>
+        </w:r>
+        <w:proofErr w:type="spellEnd"/>
+        <w:r>
+          <w:rPr>
+            <w:rStyle w:val="Hipervnculo"/>
+            <w:sz w:val="28"/>
+            <w:szCs w:val="28"/>
+          </w:rPr>
+          <w:t xml:space="preserve"> - Predicción del riesgo de trastornos del sueño mediante un cuestionario simple basado en el aprendizaje automático: estudio de desarrollo y validación</w:t>
         </w:r>
       </w:hyperlink>
       <w:r>
@@ -311,14 +383,6 @@
       </w:hyperlink>
     </w:p>
     <w:p>
-      <w:pPr>
-        <w:rPr>
-          <w:color w:val="467886" w:themeColor="hyperlink"/>
-          <w:sz w:val="28"/>
-          <w:szCs w:val="28"/>
-          <w:u w:val="single"/>
-        </w:rPr>
-      </w:pPr>
       <w:hyperlink r:id="rId16" w:history="1">
         <w:r>
           <w:rPr>
@@ -330,6 +394,1205 @@
         </w:r>
       </w:hyperlink>
     </w:p>
+    <w:p/>
+    <w:p>
+      <w:pPr>
+        <w:rPr>
+          <w:b/>
+          <w:bCs/>
+          <w:color w:val="000000" w:themeColor="text1"/>
+          <w:sz w:val="28"/>
+          <w:szCs w:val="28"/>
+        </w:rPr>
+      </w:pPr>
+      <w:r>
+        <w:rPr>
+          <w:b/>
+          <w:bCs/>
+          <w:color w:val="000000" w:themeColor="text1"/>
+          <w:sz w:val="28"/>
+          <w:szCs w:val="28"/>
+        </w:rPr>
+        <w:t>Introducción</w:t>
+      </w:r>
+    </w:p>
+    <w:p>
+      <w:pPr>
+        <w:numPr>
+          <w:ilvl w:val="0"/>
+          <w:numId w:val="2"/>
+        </w:numPr>
+        <w:rPr>
+          <w:color w:val="000000" w:themeColor="text1"/>
+          <w:sz w:val="28"/>
+          <w:szCs w:val="28"/>
+        </w:rPr>
+      </w:pPr>
+      <w:r>
+        <w:rPr>
+          <w:color w:val="000000" w:themeColor="text1"/>
+          <w:sz w:val="28"/>
+          <w:szCs w:val="28"/>
+        </w:rPr>
+        <w:t>Planteamiento del problema</w:t>
+      </w:r>
+    </w:p>
+    <w:p>
+      <w:pPr>
+        <w:numPr>
+          <w:ilvl w:val="0"/>
+          <w:numId w:val="2"/>
+        </w:numPr>
+        <w:rPr>
+          <w:color w:val="000000" w:themeColor="text1"/>
+          <w:sz w:val="28"/>
+          <w:szCs w:val="28"/>
+        </w:rPr>
+      </w:pPr>
+      <w:r>
+        <w:rPr>
+          <w:color w:val="000000" w:themeColor="text1"/>
+          <w:sz w:val="28"/>
+          <w:szCs w:val="28"/>
+        </w:rPr>
+        <w:t>Objetivos del trabajo</w:t>
+      </w:r>
+    </w:p>
+    <w:p>
+      <w:pPr>
+        <w:numPr>
+          <w:ilvl w:val="0"/>
+          <w:numId w:val="2"/>
+        </w:numPr>
+        <w:rPr>
+          <w:color w:val="000000" w:themeColor="text1"/>
+          <w:sz w:val="28"/>
+          <w:szCs w:val="28"/>
+        </w:rPr>
+      </w:pPr>
+      <w:r>
+        <w:rPr>
+          <w:color w:val="000000" w:themeColor="text1"/>
+          <w:sz w:val="28"/>
+          <w:szCs w:val="28"/>
+        </w:rPr>
+        <w:t>Justificación e importancia del estudio</w:t>
+      </w:r>
+    </w:p>
+    <w:p>
+      <w:pPr>
+        <w:rPr>
+          <w:b/>
+          <w:bCs/>
+          <w:color w:val="000000" w:themeColor="text1"/>
+          <w:sz w:val="28"/>
+          <w:szCs w:val="28"/>
+        </w:rPr>
+      </w:pPr>
+      <w:r>
+        <w:rPr>
+          <w:b/>
+          <w:bCs/>
+          <w:color w:val="000000" w:themeColor="text1"/>
+          <w:sz w:val="28"/>
+          <w:szCs w:val="28"/>
+        </w:rPr>
+        <w:t>Marco teórico</w:t>
+      </w:r>
+    </w:p>
+    <w:p>
+      <w:pPr>
+        <w:numPr>
+          <w:ilvl w:val="0"/>
+          <w:numId w:val="3"/>
+        </w:numPr>
+        <w:rPr>
+          <w:color w:val="000000" w:themeColor="text1"/>
+          <w:sz w:val="28"/>
+          <w:szCs w:val="28"/>
+        </w:rPr>
+      </w:pPr>
+      <w:r>
+        <w:rPr>
+          <w:color w:val="000000" w:themeColor="text1"/>
+          <w:sz w:val="28"/>
+          <w:szCs w:val="28"/>
+        </w:rPr>
+        <w:t>Importancia de la calidad del sueño</w:t>
+      </w:r>
+    </w:p>
+    <w:p>
+      <w:pPr>
+        <w:numPr>
+          <w:ilvl w:val="0"/>
+          <w:numId w:val="3"/>
+        </w:numPr>
+        <w:rPr>
+          <w:color w:val="000000" w:themeColor="text1"/>
+          <w:sz w:val="28"/>
+          <w:szCs w:val="28"/>
+        </w:rPr>
+      </w:pPr>
+      <w:r>
+        <w:rPr>
+          <w:color w:val="000000" w:themeColor="text1"/>
+          <w:sz w:val="28"/>
+          <w:szCs w:val="28"/>
+        </w:rPr>
+        <w:t>Trastornos del sueño</w:t>
+      </w:r>
+    </w:p>
+    <w:p>
+      <w:pPr>
+        <w:numPr>
+          <w:ilvl w:val="0"/>
+          <w:numId w:val="3"/>
+        </w:numPr>
+        <w:rPr>
+          <w:color w:val="000000" w:themeColor="text1"/>
+          <w:sz w:val="28"/>
+          <w:szCs w:val="28"/>
+        </w:rPr>
+      </w:pPr>
+      <w:r>
+        <w:rPr>
+          <w:color w:val="000000" w:themeColor="text1"/>
+          <w:sz w:val="28"/>
+          <w:szCs w:val="28"/>
+        </w:rPr>
+        <w:t>Métodos de evaluación del sueño</w:t>
+      </w:r>
+    </w:p>
+    <w:p>
+      <w:pPr>
+        <w:numPr>
+          <w:ilvl w:val="0"/>
+          <w:numId w:val="3"/>
+        </w:numPr>
+        <w:rPr>
+          <w:color w:val="000000" w:themeColor="text1"/>
+          <w:sz w:val="28"/>
+          <w:szCs w:val="28"/>
+        </w:rPr>
+      </w:pPr>
+      <w:r>
+        <w:rPr>
+          <w:color w:val="000000" w:themeColor="text1"/>
+          <w:sz w:val="28"/>
+          <w:szCs w:val="28"/>
+        </w:rPr>
+        <w:t>Modelos predictivos básicos</w:t>
+      </w:r>
+    </w:p>
+    <w:p>
+      <w:pPr>
+        <w:numPr>
+          <w:ilvl w:val="0"/>
+          <w:numId w:val="3"/>
+        </w:numPr>
+        <w:rPr>
+          <w:color w:val="000000" w:themeColor="text1"/>
+          <w:sz w:val="28"/>
+          <w:szCs w:val="28"/>
+        </w:rPr>
+      </w:pPr>
+      <w:r>
+        <w:rPr>
+          <w:color w:val="000000" w:themeColor="text1"/>
+          <w:sz w:val="28"/>
+          <w:szCs w:val="28"/>
+        </w:rPr>
+        <w:t>Aplicación de modelos predictivos en la detección de trastornos del sueño</w:t>
+      </w:r>
+    </w:p>
+    <w:p>
+      <w:pPr>
+        <w:rPr>
+          <w:b/>
+          <w:bCs/>
+          <w:color w:val="000000" w:themeColor="text1"/>
+          <w:sz w:val="28"/>
+          <w:szCs w:val="28"/>
+        </w:rPr>
+      </w:pPr>
+      <w:r>
+        <w:rPr>
+          <w:b/>
+          <w:bCs/>
+          <w:color w:val="000000" w:themeColor="text1"/>
+          <w:sz w:val="28"/>
+          <w:szCs w:val="28"/>
+        </w:rPr>
+        <w:t>Metodología</w:t>
+      </w:r>
+    </w:p>
+    <w:p>
+      <w:pPr>
+        <w:numPr>
+          <w:ilvl w:val="0"/>
+          <w:numId w:val="4"/>
+        </w:numPr>
+        <w:rPr>
+          <w:color w:val="000000" w:themeColor="text1"/>
+          <w:sz w:val="28"/>
+          <w:szCs w:val="28"/>
+        </w:rPr>
+      </w:pPr>
+      <w:r>
+        <w:rPr>
+          <w:color w:val="000000" w:themeColor="text1"/>
+          <w:sz w:val="28"/>
+          <w:szCs w:val="28"/>
+        </w:rPr>
+        <w:t xml:space="preserve">Descripción del </w:t>
+      </w:r>
+      <w:proofErr w:type="spellStart"/>
+      <w:r>
+        <w:rPr>
+          <w:color w:val="000000" w:themeColor="text1"/>
+          <w:sz w:val="28"/>
+          <w:szCs w:val="28"/>
+        </w:rPr>
+        <w:t>dataset</w:t>
+      </w:r>
+      <w:proofErr w:type="spellEnd"/>
+      <w:r>
+        <w:rPr>
+          <w:color w:val="000000" w:themeColor="text1"/>
+          <w:sz w:val="28"/>
+          <w:szCs w:val="28"/>
+        </w:rPr>
+        <w:t xml:space="preserve"> de </w:t>
+      </w:r>
+      <w:proofErr w:type="spellStart"/>
+      <w:r>
+        <w:rPr>
+          <w:color w:val="000000" w:themeColor="text1"/>
+          <w:sz w:val="28"/>
+          <w:szCs w:val="28"/>
+        </w:rPr>
+        <w:t>Kaggle</w:t>
+      </w:r>
+      <w:proofErr w:type="spellEnd"/>
+    </w:p>
+    <w:p>
+      <w:pPr>
+        <w:numPr>
+          <w:ilvl w:val="0"/>
+          <w:numId w:val="4"/>
+        </w:numPr>
+        <w:rPr>
+          <w:color w:val="000000" w:themeColor="text1"/>
+          <w:sz w:val="28"/>
+          <w:szCs w:val="28"/>
+        </w:rPr>
+      </w:pPr>
+      <w:r>
+        <w:rPr>
+          <w:color w:val="000000" w:themeColor="text1"/>
+          <w:sz w:val="28"/>
+          <w:szCs w:val="28"/>
+        </w:rPr>
+        <w:t>Preprocesamiento de los datos</w:t>
+      </w:r>
+    </w:p>
+    <w:p>
+      <w:pPr>
+        <w:numPr>
+          <w:ilvl w:val="0"/>
+          <w:numId w:val="4"/>
+        </w:numPr>
+        <w:rPr>
+          <w:color w:val="000000" w:themeColor="text1"/>
+          <w:sz w:val="28"/>
+          <w:szCs w:val="28"/>
+        </w:rPr>
+      </w:pPr>
+      <w:r>
+        <w:rPr>
+          <w:color w:val="000000" w:themeColor="text1"/>
+          <w:sz w:val="28"/>
+          <w:szCs w:val="28"/>
+        </w:rPr>
+        <w:t>Extracción de características</w:t>
+      </w:r>
+    </w:p>
+    <w:p>
+      <w:pPr>
+        <w:numPr>
+          <w:ilvl w:val="0"/>
+          <w:numId w:val="4"/>
+        </w:numPr>
+        <w:rPr>
+          <w:color w:val="000000" w:themeColor="text1"/>
+          <w:sz w:val="28"/>
+          <w:szCs w:val="28"/>
+        </w:rPr>
+      </w:pPr>
+      <w:r>
+        <w:rPr>
+          <w:color w:val="000000" w:themeColor="text1"/>
+          <w:sz w:val="28"/>
+          <w:szCs w:val="28"/>
+        </w:rPr>
+        <w:t>Entrenamiento y validación de los modelos</w:t>
+      </w:r>
+    </w:p>
+    <w:p>
+      <w:pPr>
+        <w:numPr>
+          <w:ilvl w:val="0"/>
+          <w:numId w:val="4"/>
+        </w:numPr>
+        <w:rPr>
+          <w:color w:val="000000" w:themeColor="text1"/>
+          <w:sz w:val="28"/>
+          <w:szCs w:val="28"/>
+        </w:rPr>
+      </w:pPr>
+      <w:r>
+        <w:rPr>
+          <w:color w:val="000000" w:themeColor="text1"/>
+          <w:sz w:val="28"/>
+          <w:szCs w:val="28"/>
+        </w:rPr>
+        <w:t>Selección del mejor modelo</w:t>
+      </w:r>
+    </w:p>
+    <w:p>
+      <w:pPr>
+        <w:numPr>
+          <w:ilvl w:val="0"/>
+          <w:numId w:val="4"/>
+        </w:numPr>
+        <w:rPr>
+          <w:color w:val="000000" w:themeColor="text1"/>
+          <w:sz w:val="28"/>
+          <w:szCs w:val="28"/>
+        </w:rPr>
+      </w:pPr>
+      <w:r>
+        <w:rPr>
+          <w:color w:val="000000" w:themeColor="text1"/>
+          <w:sz w:val="28"/>
+          <w:szCs w:val="28"/>
+        </w:rPr>
+        <w:t xml:space="preserve">Implementación en la aplicación de </w:t>
+      </w:r>
+      <w:proofErr w:type="spellStart"/>
+      <w:r>
+        <w:rPr>
+          <w:color w:val="000000" w:themeColor="text1"/>
+          <w:sz w:val="28"/>
+          <w:szCs w:val="28"/>
+        </w:rPr>
+        <w:t>Streamlit</w:t>
+      </w:r>
+      <w:proofErr w:type="spellEnd"/>
+    </w:p>
+    <w:p>
+      <w:pPr>
+        <w:rPr>
+          <w:b/>
+          <w:bCs/>
+          <w:color w:val="000000" w:themeColor="text1"/>
+          <w:sz w:val="28"/>
+          <w:szCs w:val="28"/>
+        </w:rPr>
+      </w:pPr>
+      <w:r>
+        <w:rPr>
+          <w:b/>
+          <w:bCs/>
+          <w:color w:val="000000" w:themeColor="text1"/>
+          <w:sz w:val="28"/>
+          <w:szCs w:val="28"/>
+        </w:rPr>
+        <w:t>Resultados y discusión</w:t>
+      </w:r>
+    </w:p>
+    <w:p>
+      <w:pPr>
+        <w:numPr>
+          <w:ilvl w:val="0"/>
+          <w:numId w:val="5"/>
+        </w:numPr>
+        <w:rPr>
+          <w:color w:val="000000" w:themeColor="text1"/>
+          <w:sz w:val="28"/>
+          <w:szCs w:val="28"/>
+        </w:rPr>
+      </w:pPr>
+      <w:r>
+        <w:rPr>
+          <w:color w:val="000000" w:themeColor="text1"/>
+          <w:sz w:val="28"/>
+          <w:szCs w:val="28"/>
+        </w:rPr>
+        <w:t>Comparación de modelos</w:t>
+      </w:r>
+    </w:p>
+    <w:p>
+      <w:pPr>
+        <w:numPr>
+          <w:ilvl w:val="0"/>
+          <w:numId w:val="5"/>
+        </w:numPr>
+        <w:rPr>
+          <w:color w:val="000000" w:themeColor="text1"/>
+          <w:sz w:val="28"/>
+          <w:szCs w:val="28"/>
+        </w:rPr>
+      </w:pPr>
+      <w:r>
+        <w:rPr>
+          <w:color w:val="000000" w:themeColor="text1"/>
+          <w:sz w:val="28"/>
+          <w:szCs w:val="28"/>
+        </w:rPr>
+        <w:t>Evaluación del rendimiento del modelo final</w:t>
+      </w:r>
+    </w:p>
+    <w:p>
+      <w:pPr>
+        <w:numPr>
+          <w:ilvl w:val="0"/>
+          <w:numId w:val="5"/>
+        </w:numPr>
+        <w:rPr>
+          <w:color w:val="000000" w:themeColor="text1"/>
+          <w:sz w:val="28"/>
+          <w:szCs w:val="28"/>
+        </w:rPr>
+      </w:pPr>
+      <w:r>
+        <w:rPr>
+          <w:color w:val="000000" w:themeColor="text1"/>
+          <w:sz w:val="28"/>
+          <w:szCs w:val="28"/>
+        </w:rPr>
+        <w:t>Validación en la aplicación</w:t>
+      </w:r>
+    </w:p>
+    <w:p>
+      <w:pPr>
+        <w:rPr>
+          <w:b/>
+          <w:bCs/>
+          <w:color w:val="000000" w:themeColor="text1"/>
+          <w:sz w:val="28"/>
+          <w:szCs w:val="28"/>
+        </w:rPr>
+      </w:pPr>
+      <w:r>
+        <w:rPr>
+          <w:b/>
+          <w:bCs/>
+          <w:color w:val="000000" w:themeColor="text1"/>
+          <w:sz w:val="28"/>
+          <w:szCs w:val="28"/>
+        </w:rPr>
+        <w:t>Conclusiones y futuras líneas de trabajo</w:t>
+      </w:r>
+    </w:p>
+    <w:p>
+      <w:pPr>
+        <w:rPr>
+          <w:color w:val="000000" w:themeColor="text1"/>
+          <w:sz w:val="28"/>
+          <w:szCs w:val="28"/>
+        </w:rPr>
+      </w:pPr>
+    </w:p>
+    <w:p/>
+    <w:p>
+      <w:pPr>
+        <w:jc w:val="center"/>
+        <w:rPr>
+          <w:color w:val="000000" w:themeColor="text1"/>
+          <w:sz w:val="28"/>
+          <w:szCs w:val="28"/>
+        </w:rPr>
+      </w:pPr>
+      <w:r>
+        <w:rPr>
+          <w:b/>
+          <w:bCs/>
+          <w:color w:val="000000" w:themeColor="text1"/>
+          <w:sz w:val="28"/>
+          <w:szCs w:val="28"/>
+        </w:rPr>
+        <w:t>Introducción</w:t>
+      </w:r>
+    </w:p>
+    <w:p>
+      <w:pPr>
+        <w:jc w:val="both"/>
+        <w:rPr>
+          <w:color w:val="000000" w:themeColor="text1"/>
+          <w:sz w:val="28"/>
+          <w:szCs w:val="28"/>
+        </w:rPr>
+      </w:pPr>
+      <w:r>
+        <w:rPr>
+          <w:color w:val="000000" w:themeColor="text1"/>
+          <w:sz w:val="28"/>
+          <w:szCs w:val="28"/>
+        </w:rPr>
+        <w:t>El sueño desempeña un papel esencial en la salud humana, afectando funciones cognitivas, metabólicas y cardiovasculares. Un sueño inadecuado puede aumentar el riesgo de enfermedades como hipertensión, obesidad y diabetes, además de impactar negativamente en el rendimiento diario y la calidad de vida. Actualmente, la evaluación de la calidad del sueño se realiza mediante cuestionarios subjetivos, como el Índice de Calidad del Sueño de Pittsburgh (PSQI), y técnicas objetivas como la polisomnografía, que si bien es precisa, resulta costosa e invasiva.</w:t>
+      </w:r>
+    </w:p>
+    <w:p>
+      <w:pPr>
+        <w:jc w:val="both"/>
+        <w:rPr>
+          <w:color w:val="000000" w:themeColor="text1"/>
+          <w:sz w:val="28"/>
+          <w:szCs w:val="28"/>
+        </w:rPr>
+      </w:pPr>
+      <w:r>
+        <w:rPr>
+          <w:color w:val="000000" w:themeColor="text1"/>
+          <w:sz w:val="28"/>
+          <w:szCs w:val="28"/>
+        </w:rPr>
+        <w:t xml:space="preserve">En este Trabajo de Fin de Grado (TFG), se propone un enfoque basado en inteligencia artificial para la predicción de trastornos del sueño, integrando datos clínicos y fisiológicos. Se utilizará un conjunto de datos de </w:t>
+      </w:r>
+      <w:proofErr w:type="spellStart"/>
+      <w:r>
+        <w:rPr>
+          <w:color w:val="000000" w:themeColor="text1"/>
+          <w:sz w:val="28"/>
+          <w:szCs w:val="28"/>
+        </w:rPr>
+        <w:t>Kaggle</w:t>
+      </w:r>
+      <w:proofErr w:type="spellEnd"/>
+      <w:r>
+        <w:rPr>
+          <w:color w:val="000000" w:themeColor="text1"/>
+          <w:sz w:val="28"/>
+          <w:szCs w:val="28"/>
+        </w:rPr>
+        <w:t xml:space="preserve"> para entrenar y evaluar distintos modelos de aprendizaje automático, con el fin de determinar cuál ofrece mejores métricas de precisión y generalización. Paralelamente, se desarrollará una aplicación que permitirá la recolección y procesamiento de datos obtenidos mediante el dispositivo O2Ring, un oxímetro portátil que mide variaciones en la saturación de oxígeno y frecuencia cardiaca durante el sueño. Esta herramienta combinará información subjetiva del usuario, como ocupación y nivel de estrés, con métricas fisiológicas, permitiendo generar predicciones personalizadas sobre la calidad del sueño y posibles trastornos asociados.</w:t>
+      </w:r>
+    </w:p>
+    <w:p>
+      <w:pPr>
+        <w:jc w:val="both"/>
+        <w:rPr>
+          <w:color w:val="000000" w:themeColor="text1"/>
+          <w:sz w:val="28"/>
+          <w:szCs w:val="28"/>
+        </w:rPr>
+      </w:pPr>
+      <w:r>
+        <w:rPr>
+          <w:color w:val="000000" w:themeColor="text1"/>
+          <w:sz w:val="28"/>
+          <w:szCs w:val="28"/>
+        </w:rPr>
+        <w:t>Este estudio no solo busca avanzar en la automatización y precisión del diagnóstico de los trastornos del sueño, sino también desarrollar una solución accesible que facilite la monitorización en entornos no clínicos. La implementación de esta tecnología puede representar un avance significativo en la prevención y tratamiento de alteraciones del sueño, mejorando la calidad de vida de los pacientes y optimizando los recursos sanitarios.</w:t>
+      </w:r>
+    </w:p>
+    <w:p>
+      <w:pPr>
+        <w:jc w:val="both"/>
+        <w:rPr>
+          <w:color w:val="000000" w:themeColor="text1"/>
+          <w:sz w:val="28"/>
+          <w:szCs w:val="28"/>
+        </w:rPr>
+      </w:pPr>
+    </w:p>
+    <w:p>
+      <w:pPr>
+        <w:jc w:val="both"/>
+        <w:rPr>
+          <w:color w:val="000000" w:themeColor="text1"/>
+          <w:sz w:val="28"/>
+          <w:szCs w:val="28"/>
+        </w:rPr>
+      </w:pPr>
+    </w:p>
+    <w:p>
+      <w:pPr>
+        <w:jc w:val="center"/>
+        <w:rPr>
+          <w:color w:val="000000" w:themeColor="text1"/>
+          <w:sz w:val="28"/>
+          <w:szCs w:val="28"/>
+        </w:rPr>
+      </w:pPr>
+      <w:r>
+        <w:rPr>
+          <w:b/>
+          <w:bCs/>
+          <w:color w:val="000000" w:themeColor="text1"/>
+          <w:sz w:val="28"/>
+          <w:szCs w:val="28"/>
+        </w:rPr>
+        <w:t>Objetivos</w:t>
+      </w:r>
+    </w:p>
+    <w:p>
+      <w:pPr>
+        <w:jc w:val="both"/>
+        <w:rPr>
+          <w:color w:val="000000" w:themeColor="text1"/>
+          <w:sz w:val="28"/>
+          <w:szCs w:val="28"/>
+        </w:rPr>
+      </w:pPr>
+      <w:r>
+        <w:rPr>
+          <w:b/>
+          <w:bCs/>
+          <w:color w:val="000000" w:themeColor="text1"/>
+          <w:sz w:val="28"/>
+          <w:szCs w:val="28"/>
+        </w:rPr>
+        <w:lastRenderedPageBreak/>
+        <w:t>Objetivo general:</w:t>
+      </w:r>
+      <w:r>
+        <w:rPr>
+          <w:color w:val="000000" w:themeColor="text1"/>
+          <w:sz w:val="28"/>
+          <w:szCs w:val="28"/>
+        </w:rPr>
+        <w:t xml:space="preserve"> Desarrollar un sistema basado en modelos de aprendizaje automático que permita la predicción de la calidad del sueño y posibles trastornos asociados, integrando datos clínicos y fisiológicos provenientes de un conjunto de datos público y del dispositivo O2Ring.</w:t>
+      </w:r>
+    </w:p>
+    <w:p>
+      <w:pPr>
+        <w:jc w:val="both"/>
+        <w:rPr>
+          <w:color w:val="000000" w:themeColor="text1"/>
+          <w:sz w:val="28"/>
+          <w:szCs w:val="28"/>
+        </w:rPr>
+      </w:pPr>
+      <w:r>
+        <w:rPr>
+          <w:b/>
+          <w:bCs/>
+          <w:color w:val="000000" w:themeColor="text1"/>
+          <w:sz w:val="28"/>
+          <w:szCs w:val="28"/>
+        </w:rPr>
+        <w:t>Objetivos específicos:</w:t>
+      </w:r>
+    </w:p>
+    <w:p>
+      <w:pPr>
+        <w:numPr>
+          <w:ilvl w:val="0"/>
+          <w:numId w:val="1"/>
+        </w:numPr>
+        <w:jc w:val="both"/>
+        <w:rPr>
+          <w:color w:val="000000" w:themeColor="text1"/>
+          <w:sz w:val="28"/>
+          <w:szCs w:val="28"/>
+        </w:rPr>
+      </w:pPr>
+      <w:r>
+        <w:rPr>
+          <w:color w:val="000000" w:themeColor="text1"/>
+          <w:sz w:val="28"/>
+          <w:szCs w:val="28"/>
+        </w:rPr>
+        <w:t xml:space="preserve">Analizar y preprocesar un conjunto de datos de </w:t>
+      </w:r>
+      <w:proofErr w:type="spellStart"/>
+      <w:r>
+        <w:rPr>
+          <w:color w:val="000000" w:themeColor="text1"/>
+          <w:sz w:val="28"/>
+          <w:szCs w:val="28"/>
+        </w:rPr>
+        <w:t>Kaggle</w:t>
+      </w:r>
+      <w:proofErr w:type="spellEnd"/>
+      <w:r>
+        <w:rPr>
+          <w:color w:val="000000" w:themeColor="text1"/>
+          <w:sz w:val="28"/>
+          <w:szCs w:val="28"/>
+        </w:rPr>
+        <w:t xml:space="preserve"> sobre calidad del sueño, realizando técnicas de limpieza, imputación de valores y selección de características relevantes.</w:t>
+      </w:r>
+    </w:p>
+    <w:p>
+      <w:pPr>
+        <w:numPr>
+          <w:ilvl w:val="0"/>
+          <w:numId w:val="1"/>
+        </w:numPr>
+        <w:jc w:val="both"/>
+        <w:rPr>
+          <w:color w:val="000000" w:themeColor="text1"/>
+          <w:sz w:val="28"/>
+          <w:szCs w:val="28"/>
+        </w:rPr>
+      </w:pPr>
+      <w:r>
+        <w:rPr>
+          <w:color w:val="000000" w:themeColor="text1"/>
+          <w:sz w:val="28"/>
+          <w:szCs w:val="28"/>
+        </w:rPr>
+        <w:t xml:space="preserve">Implementar y comparar distintos modelos de clasificación (Regresión Logística, </w:t>
+      </w:r>
+      <w:proofErr w:type="spellStart"/>
+      <w:r>
+        <w:rPr>
+          <w:color w:val="000000" w:themeColor="text1"/>
+          <w:sz w:val="28"/>
+          <w:szCs w:val="28"/>
+        </w:rPr>
+        <w:t>Random</w:t>
+      </w:r>
+      <w:proofErr w:type="spellEnd"/>
+      <w:r>
+        <w:rPr>
+          <w:color w:val="000000" w:themeColor="text1"/>
+          <w:sz w:val="28"/>
+          <w:szCs w:val="28"/>
+        </w:rPr>
+        <w:t xml:space="preserve"> Forest, SVM, Redes Neuronales, entre otros) para identificar el más preciso en la predicción de trastornos del sueño.</w:t>
+      </w:r>
+    </w:p>
+    <w:p>
+      <w:pPr>
+        <w:numPr>
+          <w:ilvl w:val="0"/>
+          <w:numId w:val="1"/>
+        </w:numPr>
+        <w:jc w:val="both"/>
+        <w:rPr>
+          <w:color w:val="000000" w:themeColor="text1"/>
+          <w:sz w:val="28"/>
+          <w:szCs w:val="28"/>
+        </w:rPr>
+      </w:pPr>
+      <w:r>
+        <w:rPr>
+          <w:color w:val="000000" w:themeColor="text1"/>
+          <w:sz w:val="28"/>
+          <w:szCs w:val="28"/>
+        </w:rPr>
+        <w:t xml:space="preserve">Evaluar el impacto de técnicas como el balanceo de datos con SMOTE y la optimización de </w:t>
+      </w:r>
+      <w:proofErr w:type="spellStart"/>
+      <w:r>
+        <w:rPr>
+          <w:color w:val="000000" w:themeColor="text1"/>
+          <w:sz w:val="28"/>
+          <w:szCs w:val="28"/>
+        </w:rPr>
+        <w:t>hiperparámetros</w:t>
+      </w:r>
+      <w:proofErr w:type="spellEnd"/>
+      <w:r>
+        <w:rPr>
+          <w:color w:val="000000" w:themeColor="text1"/>
+          <w:sz w:val="28"/>
+          <w:szCs w:val="28"/>
+        </w:rPr>
+        <w:t xml:space="preserve"> para mejorar el rendimiento de los modelos.</w:t>
+      </w:r>
+    </w:p>
+    <w:p>
+      <w:pPr>
+        <w:numPr>
+          <w:ilvl w:val="0"/>
+          <w:numId w:val="1"/>
+        </w:numPr>
+        <w:jc w:val="both"/>
+        <w:rPr>
+          <w:color w:val="000000" w:themeColor="text1"/>
+          <w:sz w:val="28"/>
+          <w:szCs w:val="28"/>
+        </w:rPr>
+      </w:pPr>
+      <w:r>
+        <w:rPr>
+          <w:color w:val="000000" w:themeColor="text1"/>
+          <w:sz w:val="28"/>
+          <w:szCs w:val="28"/>
+        </w:rPr>
+        <w:t>Desarrollar una aplicación interactiva que permita a los usuarios ingresar sus datos personales y fisiológicos para obtener una predicción sobre su calidad del sueño.</w:t>
+      </w:r>
+    </w:p>
+    <w:p>
+      <w:pPr>
+        <w:numPr>
+          <w:ilvl w:val="0"/>
+          <w:numId w:val="1"/>
+        </w:numPr>
+        <w:jc w:val="both"/>
+        <w:rPr>
+          <w:color w:val="000000" w:themeColor="text1"/>
+          <w:sz w:val="28"/>
+          <w:szCs w:val="28"/>
+        </w:rPr>
+      </w:pPr>
+      <w:r>
+        <w:rPr>
+          <w:color w:val="000000" w:themeColor="text1"/>
+          <w:sz w:val="28"/>
+          <w:szCs w:val="28"/>
+        </w:rPr>
+        <w:t>Integrar datos del dispositivo O2Ring en la aplicación, procesando señales biométricas como saturación de oxígeno y frecuencia cardíaca para mejorar la precisión del modelo.</w:t>
+      </w:r>
+    </w:p>
+    <w:p>
+      <w:pPr>
+        <w:numPr>
+          <w:ilvl w:val="0"/>
+          <w:numId w:val="1"/>
+        </w:numPr>
+        <w:jc w:val="both"/>
+        <w:rPr>
+          <w:color w:val="000000" w:themeColor="text1"/>
+          <w:sz w:val="28"/>
+          <w:szCs w:val="28"/>
+        </w:rPr>
+      </w:pPr>
+      <w:r>
+        <w:rPr>
+          <w:color w:val="000000" w:themeColor="text1"/>
+          <w:sz w:val="28"/>
+          <w:szCs w:val="28"/>
+        </w:rPr>
+        <w:t>Validar la aplicación mediante pruebas con usuarios y análisis de métricas de desempeño, asegurando su utilidad en entornos clínicos y no clínicos.</w:t>
+      </w:r>
+    </w:p>
+    <w:p>
+      <w:pPr>
+        <w:jc w:val="both"/>
+        <w:rPr>
+          <w:color w:val="000000" w:themeColor="text1"/>
+          <w:sz w:val="28"/>
+          <w:szCs w:val="28"/>
+        </w:rPr>
+      </w:pPr>
+      <w:r>
+        <w:rPr>
+          <w:color w:val="000000" w:themeColor="text1"/>
+          <w:sz w:val="28"/>
+          <w:szCs w:val="28"/>
+        </w:rPr>
+        <w:t>Este enfoque multidisciplinar permitirá la creación de una herramienta innovadora y accesible para la monitorización de la calidad del sueño, combinando el potencial de la inteligencia artificial con dispositivos de salud portátiles.</w:t>
+      </w:r>
+    </w:p>
+    <w:p>
+      <w:pPr>
+        <w:rPr>
+          <w:color w:val="467886" w:themeColor="hyperlink"/>
+          <w:sz w:val="28"/>
+          <w:szCs w:val="28"/>
+          <w:u w:val="single"/>
+        </w:rPr>
+      </w:pPr>
+      <w:hyperlink r:id="rId17" w:history="1">
+        <w:r>
+          <w:rPr>
+            <w:rStyle w:val="Hipervnculo"/>
+          </w:rPr>
+          <w:t>https://www.nhlbi.nih.gov/es/salud/sueno/po</w:t>
+        </w:r>
+        <w:r>
+          <w:rPr>
+            <w:rStyle w:val="Hipervnculo"/>
+          </w:rPr>
+          <w:t>r</w:t>
+        </w:r>
+        <w:r>
+          <w:rPr>
+            <w:rStyle w:val="Hipervnculo"/>
+          </w:rPr>
+          <w:t>-que-el-sueno-es-importante</w:t>
+        </w:r>
+      </w:hyperlink>
+    </w:p>
+    <w:p>
+      <w:pPr>
+        <w:rPr>
+          <w:color w:val="467886" w:themeColor="hyperlink"/>
+          <w:sz w:val="28"/>
+          <w:szCs w:val="28"/>
+          <w:u w:val="single"/>
+        </w:rPr>
+      </w:pPr>
+      <w:hyperlink r:id="rId18" w:history="1">
+        <w:r>
+          <w:rPr>
+            <w:rStyle w:val="Hipervnculo"/>
+          </w:rPr>
+          <w:t>https://salud.nih.gov/recursos-de-salud/nih-noticias-de-salud/los-beneficios-de-dormir</w:t>
+        </w:r>
+      </w:hyperlink>
+    </w:p>
+    <w:p>
+      <w:pPr>
+        <w:rPr>
+          <w:color w:val="467886" w:themeColor="hyperlink"/>
+          <w:sz w:val="28"/>
+          <w:szCs w:val="28"/>
+          <w:u w:val="single"/>
+        </w:rPr>
+      </w:pPr>
+      <w:hyperlink r:id="rId19" w:history="1">
+        <w:r>
+          <w:rPr>
+            <w:rStyle w:val="Hipervnculo"/>
+          </w:rPr>
+          <w:t>https://www.gob.mx/salud/articulos/el-sueno-esencial-para-el-buen-funcionamiento-del-organismo</w:t>
+        </w:r>
+      </w:hyperlink>
+    </w:p>
+    <w:p>
+      <w:pPr>
+        <w:rPr>
+          <w:color w:val="467886" w:themeColor="hyperlink"/>
+          <w:sz w:val="28"/>
+          <w:szCs w:val="28"/>
+          <w:u w:val="single"/>
+        </w:rPr>
+      </w:pPr>
+      <w:hyperlink r:id="rId20" w:history="1">
+        <w:r>
+          <w:rPr>
+            <w:rStyle w:val="Hipervnculo"/>
+          </w:rPr>
+          <w:t>https://odphp.health.gov/espanol/myhealthfinder/viviendo-sanamente/salud-menta</w:t>
+        </w:r>
+        <w:r>
+          <w:rPr>
+            <w:rStyle w:val="Hipervnculo"/>
+          </w:rPr>
+          <w:t>l-relaciones-otras-personas/duerma-lo-suficiente</w:t>
+        </w:r>
+      </w:hyperlink>
+    </w:p>
+    <w:p>
+      <w:pPr>
+        <w:rPr>
+          <w:color w:val="467886" w:themeColor="hyperlink"/>
+          <w:sz w:val="28"/>
+          <w:szCs w:val="28"/>
+          <w:u w:val="single"/>
+        </w:rPr>
+      </w:pPr>
+      <w:hyperlink r:id="rId21" w:history="1">
+        <w:r>
+          <w:rPr>
+            <w:rStyle w:val="Hipervnculo"/>
+          </w:rPr>
+          <w:t>https://namiseattle.org/la-importancia-del-sueno-para-la-salud/</w:t>
+        </w:r>
+      </w:hyperlink>
+    </w:p>
+    <w:p>
+      <w:pPr>
+        <w:rPr>
+          <w:color w:val="467886" w:themeColor="hyperlink"/>
+          <w:sz w:val="28"/>
+          <w:szCs w:val="28"/>
+          <w:u w:val="single"/>
+        </w:rPr>
+      </w:pPr>
+      <w:hyperlink r:id="rId22" w:history="1">
+        <w:r>
+          <w:rPr>
+            <w:rStyle w:val="Hipervnculo"/>
+          </w:rPr>
+          <w:t>https://inta.uchile.cl/noticias/201058/la-relevancia-del-sueno-en-la-salud-humana</w:t>
+        </w:r>
+      </w:hyperlink>
+    </w:p>
+    <w:p>
+      <w:pPr>
+        <w:rPr>
+          <w:color w:val="467886" w:themeColor="hyperlink"/>
+          <w:sz w:val="28"/>
+          <w:szCs w:val="28"/>
+          <w:u w:val="single"/>
+        </w:rPr>
+      </w:pPr>
+      <w:hyperlink r:id="rId23" w:history="1">
+        <w:r>
+          <w:rPr>
+            <w:rStyle w:val="Hipervnculo"/>
+          </w:rPr>
+          <w:t>https://pmc.ncbi.nlm.nih.gov/articles/PMC8635449/</w:t>
+        </w:r>
+      </w:hyperlink>
+    </w:p>
+    <w:p>
+      <w:pPr>
+        <w:rPr>
+          <w:color w:val="467886" w:themeColor="hyperlink"/>
+          <w:sz w:val="28"/>
+          <w:szCs w:val="28"/>
+          <w:u w:val="single"/>
+        </w:rPr>
+      </w:pPr>
+      <w:hyperlink r:id="rId24" w:history="1">
+        <w:r>
+          <w:rPr>
+            <w:rStyle w:val="Hipervnculo"/>
+          </w:rPr>
+          <w:t>https://www.revistaclinicacontemporanea.org/art/cc2020a9</w:t>
+        </w:r>
+      </w:hyperlink>
+    </w:p>
+    <w:p>
+      <w:pPr>
+        <w:rPr>
+          <w:color w:val="467886" w:themeColor="hyperlink"/>
+          <w:sz w:val="28"/>
+          <w:szCs w:val="28"/>
+          <w:u w:val="single"/>
+        </w:rPr>
+      </w:pPr>
+    </w:p>
+    <w:p>
+      <w:pPr>
+        <w:rPr>
+          <w:color w:val="000000" w:themeColor="text1"/>
+          <w:sz w:val="28"/>
+          <w:szCs w:val="28"/>
+        </w:rPr>
+      </w:pPr>
+      <w:r>
+        <w:rPr>
+          <w:color w:val="000000" w:themeColor="text1"/>
+          <w:sz w:val="28"/>
+          <w:szCs w:val="28"/>
+        </w:rPr>
+        <w:t xml:space="preserve">Trastornos del sueño: </w:t>
+      </w:r>
+    </w:p>
+    <w:p>
+      <w:pPr>
+        <w:rPr>
+          <w:color w:val="467886" w:themeColor="hyperlink"/>
+          <w:u w:val="single"/>
+        </w:rPr>
+      </w:pPr>
+      <w:hyperlink r:id="rId25" w:history="1">
+        <w:r>
+          <w:rPr>
+            <w:rStyle w:val="Hipervnculo"/>
+          </w:rPr>
+          <w:t>https://scielo.isciii.es/scielo.php?pid=S1137-66272007000200003&amp;script=sci_arttext</w:t>
+        </w:r>
+      </w:hyperlink>
+    </w:p>
+    <w:p>
+      <w:pPr>
+        <w:rPr>
+          <w:color w:val="467886" w:themeColor="hyperlink"/>
+          <w:u w:val="single"/>
+        </w:rPr>
+      </w:pPr>
+      <w:hyperlink r:id="rId26" w:history="1">
+        <w:r>
+          <w:rPr>
+            <w:rStyle w:val="Hipervnculo"/>
+          </w:rPr>
+          <w:t>https://www.elsevier.es/es-revista-revista-medica-clinica-las-condes-202-articulo-alteraciones-del-sueno-trastornos-del-S0716864022001018</w:t>
+        </w:r>
+      </w:hyperlink>
+    </w:p>
+    <w:p>
+      <w:pPr>
+        <w:rPr>
+          <w:color w:val="467886" w:themeColor="hyperlink"/>
+          <w:u w:val="single"/>
+        </w:rPr>
+      </w:pPr>
+      <w:hyperlink r:id="rId27" w:history="1">
+        <w:r>
+          <w:rPr>
+            <w:rStyle w:val="Hipervnculo"/>
+          </w:rPr>
+          <w:t>https://www.elsevier.es/es-revista-revista-medica-clinica-las-condes-202-articulo-trastornos-del-sueno-enfermedades-neurodegenerativas-S0716864013701810</w:t>
+        </w:r>
+      </w:hyperlink>
+    </w:p>
+    <w:p>
+      <w:pPr>
+        <w:rPr>
+          <w:color w:val="467886" w:themeColor="hyperlink"/>
+          <w:u w:val="single"/>
+        </w:rPr>
+      </w:pPr>
+      <w:hyperlink r:id="rId28" w:history="1">
+        <w:r>
+          <w:rPr>
+            <w:rStyle w:val="Hipervnculo"/>
+          </w:rPr>
+          <w:t>https://www.sciencedirect.com/science/article/pii/S0716864021000894</w:t>
+        </w:r>
+      </w:hyperlink>
+    </w:p>
+    <w:p>
+      <w:pPr>
+        <w:rPr>
+          <w:color w:val="467886" w:themeColor="hyperlink"/>
+          <w:u w:val="single"/>
+        </w:rPr>
+      </w:pPr>
+      <w:hyperlink r:id="rId29" w:history="1">
+        <w:r>
+          <w:rPr>
+            <w:rStyle w:val="Hipervnculo"/>
+          </w:rPr>
+          <w:t>https://www.insp.mx/resources/images/stories/Gaceta/vol16/211129_acciones_insp_para_la_poblaci%C3%B3n.pdf</w:t>
+        </w:r>
+      </w:hyperlink>
+    </w:p>
+    <w:p>
+      <w:pPr>
+        <w:rPr>
+          <w:color w:val="467886" w:themeColor="hyperlink"/>
+          <w:u w:val="single"/>
+        </w:rPr>
+      </w:pPr>
+      <w:hyperlink r:id="rId30" w:history="1">
+        <w:r>
+          <w:rPr>
+            <w:rStyle w:val="Hipervnculo"/>
+          </w:rPr>
+          <w:t>https://actaspsiquiatria.es/index.php/actas/article/download/23/1502/1527</w:t>
+        </w:r>
+      </w:hyperlink>
+    </w:p>
+    <w:p>
+      <w:pPr>
+        <w:rPr>
+          <w:color w:val="467886" w:themeColor="hyperlink"/>
+          <w:sz w:val="28"/>
+          <w:szCs w:val="28"/>
+          <w:u w:val="single"/>
+        </w:rPr>
+      </w:pPr>
+      <w:hyperlink r:id="rId31" w:history="1">
+        <w:r>
+          <w:rPr>
+            <w:rStyle w:val="Hipervnculo"/>
+          </w:rPr>
+          <w:t>https://www.scielo.org.mx/scielo.php?pid=S0026-17422024000200034&amp;script=sci_arttext</w:t>
+        </w:r>
+      </w:hyperlink>
+    </w:p>
     <w:sectPr>
       <w:pgSz w:w="11906" w:h="16838"/>
       <w:pgMar w:top="1417" w:right="1701" w:bottom="1417" w:left="1701" w:header="708" w:footer="708" w:gutter="0"/>
@@ -338,6 +1601,735 @@
     </w:sectPr>
   </w:body>
 </w:document>
+</file>
+
+<file path=word/numbering.xml><?xml version="1.0" encoding="utf-8"?>
+<w:numbering xmlns:wpc="http://schemas.microsoft.com/office/word/2010/wordprocessingCanvas" xmlns:cx="http://schemas.microsoft.com/office/drawing/2014/chartex" xmlns:cx1="http://schemas.microsoft.com/office/drawing/2015/9/8/chartex" xmlns:cx2="http://schemas.microsoft.com/office/drawing/2015/10/21/chartex" xmlns:cx3="http://schemas.microsoft.com/office/drawing/2016/5/9/chartex" xmlns:cx4="http://schemas.microsoft.com/office/drawing/2016/5/10/chartex" xmlns:cx5="http://schemas.microsoft.com/office/drawing/2016/5/11/chartex" xmlns:cx6="http://schemas.microsoft.com/office/drawing/2016/5/12/chartex" xmlns:cx7="http://schemas.microsoft.com/office/drawing/2016/5/13/chartex" xmlns:cx8="http://schemas.microsoft.com/office/drawing/2016/5/14/chartex" xmlns:mc="http://schemas.openxmlformats.org/markup-compatibility/2006" xmlns:aink="http://schemas.microsoft.com/office/drawing/2016/ink" xmlns:am3d="http://schemas.microsoft.com/office/drawing/2017/model3d" xmlns:o="urn:schemas-microsoft-com:office:office" xmlns:oel="http://schemas.microsoft.com/office/2019/extlst" xmlns:r="http://schemas.openxmlformats.org/officeDocument/2006/relationships" xmlns:m="http://schemas.openxmlformats.org/officeDocument/2006/math" xmlns:v="urn:schemas-microsoft-com:vml" xmlns:wp14="http://schemas.microsoft.com/office/word/2010/wordprocessingDrawing" xmlns:wp="http://schemas.openxmlformats.org/drawingml/2006/wordprocessingDrawing" xmlns:w10="urn:schemas-microsoft-com:office:word" xmlns:w="http://schemas.openxmlformats.org/wordprocessingml/2006/main" xmlns:w14="http://schemas.microsoft.com/office/word/2010/wordml" xmlns:w15="http://schemas.microsoft.com/office/word/2012/wordml" xmlns:w16cex="http://schemas.microsoft.com/office/word/2018/wordml/cex" xmlns:w16cid="http://schemas.microsoft.com/office/word/2016/wordml/cid" xmlns:w16="http://schemas.microsoft.com/office/word/2018/wordml" xmlns:w16du="http://schemas.microsoft.com/office/word/2023/wordml/word16du" xmlns:w16sdtdh="http://schemas.microsoft.com/office/word/2020/wordml/sdtdatahash" xmlns:w16sdtfl="http://schemas.microsoft.com/office/word/2024/wordml/sdtformatlock" xmlns:w16se="http://schemas.microsoft.com/office/word/2015/wordml/symex" xmlns:wpg="http://schemas.microsoft.com/office/word/2010/wordprocessingGroup" xmlns:wpi="http://schemas.microsoft.com/office/word/2010/wordprocessingInk" xmlns:wne="http://schemas.microsoft.com/office/word/2006/wordml" xmlns:wps="http://schemas.microsoft.com/office/word/2010/wordprocessingShape" mc:Ignorable="w14 w15 w16se w16cid w16 w16cex w16sdtdh w16sdtfl w16du wp14">
+  <w:abstractNum w:abstractNumId="0" w15:restartNumberingAfterBreak="0">
+    <w:nsid w:val="04381232"/>
+    <w:multiLevelType w:val="multilevel"/>
+    <w:tmpl w:val="7F64BDA2"/>
+    <w:lvl w:ilvl="0">
+      <w:start w:val="1"/>
+      <w:numFmt w:val="bullet"/>
+      <w:lvlText w:val=""/>
+      <w:lvlJc w:val="left"/>
+      <w:pPr>
+        <w:tabs>
+          <w:tab w:val="num" w:pos="720"/>
+        </w:tabs>
+        <w:ind w:left="720" w:hanging="360"/>
+      </w:pPr>
+      <w:rPr>
+        <w:rFonts w:ascii="Symbol" w:hAnsi="Symbol" w:hint="default"/>
+        <w:sz w:val="20"/>
+      </w:rPr>
+    </w:lvl>
+    <w:lvl w:ilvl="1" w:tentative="1">
+      <w:start w:val="1"/>
+      <w:numFmt w:val="bullet"/>
+      <w:lvlText w:val="o"/>
+      <w:lvlJc w:val="left"/>
+      <w:pPr>
+        <w:tabs>
+          <w:tab w:val="num" w:pos="1440"/>
+        </w:tabs>
+        <w:ind w:left="1440" w:hanging="360"/>
+      </w:pPr>
+      <w:rPr>
+        <w:rFonts w:ascii="Courier New" w:hAnsi="Courier New" w:hint="default"/>
+        <w:sz w:val="20"/>
+      </w:rPr>
+    </w:lvl>
+    <w:lvl w:ilvl="2" w:tentative="1">
+      <w:start w:val="1"/>
+      <w:numFmt w:val="bullet"/>
+      <w:lvlText w:val=""/>
+      <w:lvlJc w:val="left"/>
+      <w:pPr>
+        <w:tabs>
+          <w:tab w:val="num" w:pos="2160"/>
+        </w:tabs>
+        <w:ind w:left="2160" w:hanging="360"/>
+      </w:pPr>
+      <w:rPr>
+        <w:rFonts w:ascii="Wingdings" w:hAnsi="Wingdings" w:hint="default"/>
+        <w:sz w:val="20"/>
+      </w:rPr>
+    </w:lvl>
+    <w:lvl w:ilvl="3" w:tentative="1">
+      <w:start w:val="1"/>
+      <w:numFmt w:val="bullet"/>
+      <w:lvlText w:val=""/>
+      <w:lvlJc w:val="left"/>
+      <w:pPr>
+        <w:tabs>
+          <w:tab w:val="num" w:pos="2880"/>
+        </w:tabs>
+        <w:ind w:left="2880" w:hanging="360"/>
+      </w:pPr>
+      <w:rPr>
+        <w:rFonts w:ascii="Wingdings" w:hAnsi="Wingdings" w:hint="default"/>
+        <w:sz w:val="20"/>
+      </w:rPr>
+    </w:lvl>
+    <w:lvl w:ilvl="4" w:tentative="1">
+      <w:start w:val="1"/>
+      <w:numFmt w:val="bullet"/>
+      <w:lvlText w:val=""/>
+      <w:lvlJc w:val="left"/>
+      <w:pPr>
+        <w:tabs>
+          <w:tab w:val="num" w:pos="3600"/>
+        </w:tabs>
+        <w:ind w:left="3600" w:hanging="360"/>
+      </w:pPr>
+      <w:rPr>
+        <w:rFonts w:ascii="Wingdings" w:hAnsi="Wingdings" w:hint="default"/>
+        <w:sz w:val="20"/>
+      </w:rPr>
+    </w:lvl>
+    <w:lvl w:ilvl="5" w:tentative="1">
+      <w:start w:val="1"/>
+      <w:numFmt w:val="bullet"/>
+      <w:lvlText w:val=""/>
+      <w:lvlJc w:val="left"/>
+      <w:pPr>
+        <w:tabs>
+          <w:tab w:val="num" w:pos="4320"/>
+        </w:tabs>
+        <w:ind w:left="4320" w:hanging="360"/>
+      </w:pPr>
+      <w:rPr>
+        <w:rFonts w:ascii="Wingdings" w:hAnsi="Wingdings" w:hint="default"/>
+        <w:sz w:val="20"/>
+      </w:rPr>
+    </w:lvl>
+    <w:lvl w:ilvl="6" w:tentative="1">
+      <w:start w:val="1"/>
+      <w:numFmt w:val="bullet"/>
+      <w:lvlText w:val=""/>
+      <w:lvlJc w:val="left"/>
+      <w:pPr>
+        <w:tabs>
+          <w:tab w:val="num" w:pos="5040"/>
+        </w:tabs>
+        <w:ind w:left="5040" w:hanging="360"/>
+      </w:pPr>
+      <w:rPr>
+        <w:rFonts w:ascii="Wingdings" w:hAnsi="Wingdings" w:hint="default"/>
+        <w:sz w:val="20"/>
+      </w:rPr>
+    </w:lvl>
+    <w:lvl w:ilvl="7" w:tentative="1">
+      <w:start w:val="1"/>
+      <w:numFmt w:val="bullet"/>
+      <w:lvlText w:val=""/>
+      <w:lvlJc w:val="left"/>
+      <w:pPr>
+        <w:tabs>
+          <w:tab w:val="num" w:pos="5760"/>
+        </w:tabs>
+        <w:ind w:left="5760" w:hanging="360"/>
+      </w:pPr>
+      <w:rPr>
+        <w:rFonts w:ascii="Wingdings" w:hAnsi="Wingdings" w:hint="default"/>
+        <w:sz w:val="20"/>
+      </w:rPr>
+    </w:lvl>
+    <w:lvl w:ilvl="8" w:tentative="1">
+      <w:start w:val="1"/>
+      <w:numFmt w:val="bullet"/>
+      <w:lvlText w:val=""/>
+      <w:lvlJc w:val="left"/>
+      <w:pPr>
+        <w:tabs>
+          <w:tab w:val="num" w:pos="6480"/>
+        </w:tabs>
+        <w:ind w:left="6480" w:hanging="360"/>
+      </w:pPr>
+      <w:rPr>
+        <w:rFonts w:ascii="Wingdings" w:hAnsi="Wingdings" w:hint="default"/>
+        <w:sz w:val="20"/>
+      </w:rPr>
+    </w:lvl>
+  </w:abstractNum>
+  <w:abstractNum w:abstractNumId="1" w15:restartNumberingAfterBreak="0">
+    <w:nsid w:val="20D70172"/>
+    <w:multiLevelType w:val="multilevel"/>
+    <w:tmpl w:val="64C68392"/>
+    <w:lvl w:ilvl="0">
+      <w:start w:val="1"/>
+      <w:numFmt w:val="bullet"/>
+      <w:lvlText w:val=""/>
+      <w:lvlJc w:val="left"/>
+      <w:pPr>
+        <w:tabs>
+          <w:tab w:val="num" w:pos="720"/>
+        </w:tabs>
+        <w:ind w:left="720" w:hanging="360"/>
+      </w:pPr>
+      <w:rPr>
+        <w:rFonts w:ascii="Symbol" w:hAnsi="Symbol" w:hint="default"/>
+        <w:sz w:val="20"/>
+      </w:rPr>
+    </w:lvl>
+    <w:lvl w:ilvl="1" w:tentative="1">
+      <w:start w:val="1"/>
+      <w:numFmt w:val="bullet"/>
+      <w:lvlText w:val="o"/>
+      <w:lvlJc w:val="left"/>
+      <w:pPr>
+        <w:tabs>
+          <w:tab w:val="num" w:pos="1440"/>
+        </w:tabs>
+        <w:ind w:left="1440" w:hanging="360"/>
+      </w:pPr>
+      <w:rPr>
+        <w:rFonts w:ascii="Courier New" w:hAnsi="Courier New" w:hint="default"/>
+        <w:sz w:val="20"/>
+      </w:rPr>
+    </w:lvl>
+    <w:lvl w:ilvl="2" w:tentative="1">
+      <w:start w:val="1"/>
+      <w:numFmt w:val="bullet"/>
+      <w:lvlText w:val=""/>
+      <w:lvlJc w:val="left"/>
+      <w:pPr>
+        <w:tabs>
+          <w:tab w:val="num" w:pos="2160"/>
+        </w:tabs>
+        <w:ind w:left="2160" w:hanging="360"/>
+      </w:pPr>
+      <w:rPr>
+        <w:rFonts w:ascii="Wingdings" w:hAnsi="Wingdings" w:hint="default"/>
+        <w:sz w:val="20"/>
+      </w:rPr>
+    </w:lvl>
+    <w:lvl w:ilvl="3" w:tentative="1">
+      <w:start w:val="1"/>
+      <w:numFmt w:val="bullet"/>
+      <w:lvlText w:val=""/>
+      <w:lvlJc w:val="left"/>
+      <w:pPr>
+        <w:tabs>
+          <w:tab w:val="num" w:pos="2880"/>
+        </w:tabs>
+        <w:ind w:left="2880" w:hanging="360"/>
+      </w:pPr>
+      <w:rPr>
+        <w:rFonts w:ascii="Wingdings" w:hAnsi="Wingdings" w:hint="default"/>
+        <w:sz w:val="20"/>
+      </w:rPr>
+    </w:lvl>
+    <w:lvl w:ilvl="4" w:tentative="1">
+      <w:start w:val="1"/>
+      <w:numFmt w:val="bullet"/>
+      <w:lvlText w:val=""/>
+      <w:lvlJc w:val="left"/>
+      <w:pPr>
+        <w:tabs>
+          <w:tab w:val="num" w:pos="3600"/>
+        </w:tabs>
+        <w:ind w:left="3600" w:hanging="360"/>
+      </w:pPr>
+      <w:rPr>
+        <w:rFonts w:ascii="Wingdings" w:hAnsi="Wingdings" w:hint="default"/>
+        <w:sz w:val="20"/>
+      </w:rPr>
+    </w:lvl>
+    <w:lvl w:ilvl="5" w:tentative="1">
+      <w:start w:val="1"/>
+      <w:numFmt w:val="bullet"/>
+      <w:lvlText w:val=""/>
+      <w:lvlJc w:val="left"/>
+      <w:pPr>
+        <w:tabs>
+          <w:tab w:val="num" w:pos="4320"/>
+        </w:tabs>
+        <w:ind w:left="4320" w:hanging="360"/>
+      </w:pPr>
+      <w:rPr>
+        <w:rFonts w:ascii="Wingdings" w:hAnsi="Wingdings" w:hint="default"/>
+        <w:sz w:val="20"/>
+      </w:rPr>
+    </w:lvl>
+    <w:lvl w:ilvl="6" w:tentative="1">
+      <w:start w:val="1"/>
+      <w:numFmt w:val="bullet"/>
+      <w:lvlText w:val=""/>
+      <w:lvlJc w:val="left"/>
+      <w:pPr>
+        <w:tabs>
+          <w:tab w:val="num" w:pos="5040"/>
+        </w:tabs>
+        <w:ind w:left="5040" w:hanging="360"/>
+      </w:pPr>
+      <w:rPr>
+        <w:rFonts w:ascii="Wingdings" w:hAnsi="Wingdings" w:hint="default"/>
+        <w:sz w:val="20"/>
+      </w:rPr>
+    </w:lvl>
+    <w:lvl w:ilvl="7" w:tentative="1">
+      <w:start w:val="1"/>
+      <w:numFmt w:val="bullet"/>
+      <w:lvlText w:val=""/>
+      <w:lvlJc w:val="left"/>
+      <w:pPr>
+        <w:tabs>
+          <w:tab w:val="num" w:pos="5760"/>
+        </w:tabs>
+        <w:ind w:left="5760" w:hanging="360"/>
+      </w:pPr>
+      <w:rPr>
+        <w:rFonts w:ascii="Wingdings" w:hAnsi="Wingdings" w:hint="default"/>
+        <w:sz w:val="20"/>
+      </w:rPr>
+    </w:lvl>
+    <w:lvl w:ilvl="8" w:tentative="1">
+      <w:start w:val="1"/>
+      <w:numFmt w:val="bullet"/>
+      <w:lvlText w:val=""/>
+      <w:lvlJc w:val="left"/>
+      <w:pPr>
+        <w:tabs>
+          <w:tab w:val="num" w:pos="6480"/>
+        </w:tabs>
+        <w:ind w:left="6480" w:hanging="360"/>
+      </w:pPr>
+      <w:rPr>
+        <w:rFonts w:ascii="Wingdings" w:hAnsi="Wingdings" w:hint="default"/>
+        <w:sz w:val="20"/>
+      </w:rPr>
+    </w:lvl>
+  </w:abstractNum>
+  <w:abstractNum w:abstractNumId="2" w15:restartNumberingAfterBreak="0">
+    <w:nsid w:val="51957629"/>
+    <w:multiLevelType w:val="multilevel"/>
+    <w:tmpl w:val="A3E62BDE"/>
+    <w:lvl w:ilvl="0">
+      <w:start w:val="1"/>
+      <w:numFmt w:val="bullet"/>
+      <w:lvlText w:val=""/>
+      <w:lvlJc w:val="left"/>
+      <w:pPr>
+        <w:tabs>
+          <w:tab w:val="num" w:pos="720"/>
+        </w:tabs>
+        <w:ind w:left="720" w:hanging="360"/>
+      </w:pPr>
+      <w:rPr>
+        <w:rFonts w:ascii="Symbol" w:hAnsi="Symbol" w:hint="default"/>
+        <w:sz w:val="20"/>
+      </w:rPr>
+    </w:lvl>
+    <w:lvl w:ilvl="1" w:tentative="1">
+      <w:start w:val="1"/>
+      <w:numFmt w:val="bullet"/>
+      <w:lvlText w:val="o"/>
+      <w:lvlJc w:val="left"/>
+      <w:pPr>
+        <w:tabs>
+          <w:tab w:val="num" w:pos="1440"/>
+        </w:tabs>
+        <w:ind w:left="1440" w:hanging="360"/>
+      </w:pPr>
+      <w:rPr>
+        <w:rFonts w:ascii="Courier New" w:hAnsi="Courier New" w:hint="default"/>
+        <w:sz w:val="20"/>
+      </w:rPr>
+    </w:lvl>
+    <w:lvl w:ilvl="2" w:tentative="1">
+      <w:start w:val="1"/>
+      <w:numFmt w:val="bullet"/>
+      <w:lvlText w:val=""/>
+      <w:lvlJc w:val="left"/>
+      <w:pPr>
+        <w:tabs>
+          <w:tab w:val="num" w:pos="2160"/>
+        </w:tabs>
+        <w:ind w:left="2160" w:hanging="360"/>
+      </w:pPr>
+      <w:rPr>
+        <w:rFonts w:ascii="Wingdings" w:hAnsi="Wingdings" w:hint="default"/>
+        <w:sz w:val="20"/>
+      </w:rPr>
+    </w:lvl>
+    <w:lvl w:ilvl="3" w:tentative="1">
+      <w:start w:val="1"/>
+      <w:numFmt w:val="bullet"/>
+      <w:lvlText w:val=""/>
+      <w:lvlJc w:val="left"/>
+      <w:pPr>
+        <w:tabs>
+          <w:tab w:val="num" w:pos="2880"/>
+        </w:tabs>
+        <w:ind w:left="2880" w:hanging="360"/>
+      </w:pPr>
+      <w:rPr>
+        <w:rFonts w:ascii="Wingdings" w:hAnsi="Wingdings" w:hint="default"/>
+        <w:sz w:val="20"/>
+      </w:rPr>
+    </w:lvl>
+    <w:lvl w:ilvl="4" w:tentative="1">
+      <w:start w:val="1"/>
+      <w:numFmt w:val="bullet"/>
+      <w:lvlText w:val=""/>
+      <w:lvlJc w:val="left"/>
+      <w:pPr>
+        <w:tabs>
+          <w:tab w:val="num" w:pos="3600"/>
+        </w:tabs>
+        <w:ind w:left="3600" w:hanging="360"/>
+      </w:pPr>
+      <w:rPr>
+        <w:rFonts w:ascii="Wingdings" w:hAnsi="Wingdings" w:hint="default"/>
+        <w:sz w:val="20"/>
+      </w:rPr>
+    </w:lvl>
+    <w:lvl w:ilvl="5" w:tentative="1">
+      <w:start w:val="1"/>
+      <w:numFmt w:val="bullet"/>
+      <w:lvlText w:val=""/>
+      <w:lvlJc w:val="left"/>
+      <w:pPr>
+        <w:tabs>
+          <w:tab w:val="num" w:pos="4320"/>
+        </w:tabs>
+        <w:ind w:left="4320" w:hanging="360"/>
+      </w:pPr>
+      <w:rPr>
+        <w:rFonts w:ascii="Wingdings" w:hAnsi="Wingdings" w:hint="default"/>
+        <w:sz w:val="20"/>
+      </w:rPr>
+    </w:lvl>
+    <w:lvl w:ilvl="6" w:tentative="1">
+      <w:start w:val="1"/>
+      <w:numFmt w:val="bullet"/>
+      <w:lvlText w:val=""/>
+      <w:lvlJc w:val="left"/>
+      <w:pPr>
+        <w:tabs>
+          <w:tab w:val="num" w:pos="5040"/>
+        </w:tabs>
+        <w:ind w:left="5040" w:hanging="360"/>
+      </w:pPr>
+      <w:rPr>
+        <w:rFonts w:ascii="Wingdings" w:hAnsi="Wingdings" w:hint="default"/>
+        <w:sz w:val="20"/>
+      </w:rPr>
+    </w:lvl>
+    <w:lvl w:ilvl="7" w:tentative="1">
+      <w:start w:val="1"/>
+      <w:numFmt w:val="bullet"/>
+      <w:lvlText w:val=""/>
+      <w:lvlJc w:val="left"/>
+      <w:pPr>
+        <w:tabs>
+          <w:tab w:val="num" w:pos="5760"/>
+        </w:tabs>
+        <w:ind w:left="5760" w:hanging="360"/>
+      </w:pPr>
+      <w:rPr>
+        <w:rFonts w:ascii="Wingdings" w:hAnsi="Wingdings" w:hint="default"/>
+        <w:sz w:val="20"/>
+      </w:rPr>
+    </w:lvl>
+    <w:lvl w:ilvl="8" w:tentative="1">
+      <w:start w:val="1"/>
+      <w:numFmt w:val="bullet"/>
+      <w:lvlText w:val=""/>
+      <w:lvlJc w:val="left"/>
+      <w:pPr>
+        <w:tabs>
+          <w:tab w:val="num" w:pos="6480"/>
+        </w:tabs>
+        <w:ind w:left="6480" w:hanging="360"/>
+      </w:pPr>
+      <w:rPr>
+        <w:rFonts w:ascii="Wingdings" w:hAnsi="Wingdings" w:hint="default"/>
+        <w:sz w:val="20"/>
+      </w:rPr>
+    </w:lvl>
+  </w:abstractNum>
+  <w:abstractNum w:abstractNumId="3" w15:restartNumberingAfterBreak="0">
+    <w:nsid w:val="5B396CA8"/>
+    <w:multiLevelType w:val="multilevel"/>
+    <w:tmpl w:val="502C0E08"/>
+    <w:lvl w:ilvl="0">
+      <w:start w:val="1"/>
+      <w:numFmt w:val="decimal"/>
+      <w:lvlText w:val="%1."/>
+      <w:lvlJc w:val="left"/>
+      <w:pPr>
+        <w:tabs>
+          <w:tab w:val="num" w:pos="720"/>
+        </w:tabs>
+        <w:ind w:left="720" w:hanging="360"/>
+      </w:pPr>
+    </w:lvl>
+    <w:lvl w:ilvl="1" w:tentative="1">
+      <w:start w:val="1"/>
+      <w:numFmt w:val="decimal"/>
+      <w:lvlText w:val="%2."/>
+      <w:lvlJc w:val="left"/>
+      <w:pPr>
+        <w:tabs>
+          <w:tab w:val="num" w:pos="1440"/>
+        </w:tabs>
+        <w:ind w:left="1440" w:hanging="360"/>
+      </w:pPr>
+    </w:lvl>
+    <w:lvl w:ilvl="2" w:tentative="1">
+      <w:start w:val="1"/>
+      <w:numFmt w:val="decimal"/>
+      <w:lvlText w:val="%3."/>
+      <w:lvlJc w:val="left"/>
+      <w:pPr>
+        <w:tabs>
+          <w:tab w:val="num" w:pos="2160"/>
+        </w:tabs>
+        <w:ind w:left="2160" w:hanging="360"/>
+      </w:pPr>
+    </w:lvl>
+    <w:lvl w:ilvl="3" w:tentative="1">
+      <w:start w:val="1"/>
+      <w:numFmt w:val="decimal"/>
+      <w:lvlText w:val="%4."/>
+      <w:lvlJc w:val="left"/>
+      <w:pPr>
+        <w:tabs>
+          <w:tab w:val="num" w:pos="2880"/>
+        </w:tabs>
+        <w:ind w:left="2880" w:hanging="360"/>
+      </w:pPr>
+    </w:lvl>
+    <w:lvl w:ilvl="4" w:tentative="1">
+      <w:start w:val="1"/>
+      <w:numFmt w:val="decimal"/>
+      <w:lvlText w:val="%5."/>
+      <w:lvlJc w:val="left"/>
+      <w:pPr>
+        <w:tabs>
+          <w:tab w:val="num" w:pos="3600"/>
+        </w:tabs>
+        <w:ind w:left="3600" w:hanging="360"/>
+      </w:pPr>
+    </w:lvl>
+    <w:lvl w:ilvl="5" w:tentative="1">
+      <w:start w:val="1"/>
+      <w:numFmt w:val="decimal"/>
+      <w:lvlText w:val="%6."/>
+      <w:lvlJc w:val="left"/>
+      <w:pPr>
+        <w:tabs>
+          <w:tab w:val="num" w:pos="4320"/>
+        </w:tabs>
+        <w:ind w:left="4320" w:hanging="360"/>
+      </w:pPr>
+    </w:lvl>
+    <w:lvl w:ilvl="6" w:tentative="1">
+      <w:start w:val="1"/>
+      <w:numFmt w:val="decimal"/>
+      <w:lvlText w:val="%7."/>
+      <w:lvlJc w:val="left"/>
+      <w:pPr>
+        <w:tabs>
+          <w:tab w:val="num" w:pos="5040"/>
+        </w:tabs>
+        <w:ind w:left="5040" w:hanging="360"/>
+      </w:pPr>
+    </w:lvl>
+    <w:lvl w:ilvl="7" w:tentative="1">
+      <w:start w:val="1"/>
+      <w:numFmt w:val="decimal"/>
+      <w:lvlText w:val="%8."/>
+      <w:lvlJc w:val="left"/>
+      <w:pPr>
+        <w:tabs>
+          <w:tab w:val="num" w:pos="5760"/>
+        </w:tabs>
+        <w:ind w:left="5760" w:hanging="360"/>
+      </w:pPr>
+    </w:lvl>
+    <w:lvl w:ilvl="8" w:tentative="1">
+      <w:start w:val="1"/>
+      <w:numFmt w:val="decimal"/>
+      <w:lvlText w:val="%9."/>
+      <w:lvlJc w:val="left"/>
+      <w:pPr>
+        <w:tabs>
+          <w:tab w:val="num" w:pos="6480"/>
+        </w:tabs>
+        <w:ind w:left="6480" w:hanging="360"/>
+      </w:pPr>
+    </w:lvl>
+  </w:abstractNum>
+  <w:abstractNum w:abstractNumId="4" w15:restartNumberingAfterBreak="0">
+    <w:nsid w:val="778E4E9B"/>
+    <w:multiLevelType w:val="multilevel"/>
+    <w:tmpl w:val="A3B6F0E2"/>
+    <w:lvl w:ilvl="0">
+      <w:start w:val="1"/>
+      <w:numFmt w:val="bullet"/>
+      <w:lvlText w:val=""/>
+      <w:lvlJc w:val="left"/>
+      <w:pPr>
+        <w:tabs>
+          <w:tab w:val="num" w:pos="720"/>
+        </w:tabs>
+        <w:ind w:left="720" w:hanging="360"/>
+      </w:pPr>
+      <w:rPr>
+        <w:rFonts w:ascii="Symbol" w:hAnsi="Symbol" w:hint="default"/>
+        <w:sz w:val="20"/>
+      </w:rPr>
+    </w:lvl>
+    <w:lvl w:ilvl="1" w:tentative="1">
+      <w:start w:val="1"/>
+      <w:numFmt w:val="bullet"/>
+      <w:lvlText w:val="o"/>
+      <w:lvlJc w:val="left"/>
+      <w:pPr>
+        <w:tabs>
+          <w:tab w:val="num" w:pos="1440"/>
+        </w:tabs>
+        <w:ind w:left="1440" w:hanging="360"/>
+      </w:pPr>
+      <w:rPr>
+        <w:rFonts w:ascii="Courier New" w:hAnsi="Courier New" w:hint="default"/>
+        <w:sz w:val="20"/>
+      </w:rPr>
+    </w:lvl>
+    <w:lvl w:ilvl="2" w:tentative="1">
+      <w:start w:val="1"/>
+      <w:numFmt w:val="bullet"/>
+      <w:lvlText w:val=""/>
+      <w:lvlJc w:val="left"/>
+      <w:pPr>
+        <w:tabs>
+          <w:tab w:val="num" w:pos="2160"/>
+        </w:tabs>
+        <w:ind w:left="2160" w:hanging="360"/>
+      </w:pPr>
+      <w:rPr>
+        <w:rFonts w:ascii="Wingdings" w:hAnsi="Wingdings" w:hint="default"/>
+        <w:sz w:val="20"/>
+      </w:rPr>
+    </w:lvl>
+    <w:lvl w:ilvl="3" w:tentative="1">
+      <w:start w:val="1"/>
+      <w:numFmt w:val="bullet"/>
+      <w:lvlText w:val=""/>
+      <w:lvlJc w:val="left"/>
+      <w:pPr>
+        <w:tabs>
+          <w:tab w:val="num" w:pos="2880"/>
+        </w:tabs>
+        <w:ind w:left="2880" w:hanging="360"/>
+      </w:pPr>
+      <w:rPr>
+        <w:rFonts w:ascii="Wingdings" w:hAnsi="Wingdings" w:hint="default"/>
+        <w:sz w:val="20"/>
+      </w:rPr>
+    </w:lvl>
+    <w:lvl w:ilvl="4" w:tentative="1">
+      <w:start w:val="1"/>
+      <w:numFmt w:val="bullet"/>
+      <w:lvlText w:val=""/>
+      <w:lvlJc w:val="left"/>
+      <w:pPr>
+        <w:tabs>
+          <w:tab w:val="num" w:pos="3600"/>
+        </w:tabs>
+        <w:ind w:left="3600" w:hanging="360"/>
+      </w:pPr>
+      <w:rPr>
+        <w:rFonts w:ascii="Wingdings" w:hAnsi="Wingdings" w:hint="default"/>
+        <w:sz w:val="20"/>
+      </w:rPr>
+    </w:lvl>
+    <w:lvl w:ilvl="5" w:tentative="1">
+      <w:start w:val="1"/>
+      <w:numFmt w:val="bullet"/>
+      <w:lvlText w:val=""/>
+      <w:lvlJc w:val="left"/>
+      <w:pPr>
+        <w:tabs>
+          <w:tab w:val="num" w:pos="4320"/>
+        </w:tabs>
+        <w:ind w:left="4320" w:hanging="360"/>
+      </w:pPr>
+      <w:rPr>
+        <w:rFonts w:ascii="Wingdings" w:hAnsi="Wingdings" w:hint="default"/>
+        <w:sz w:val="20"/>
+      </w:rPr>
+    </w:lvl>
+    <w:lvl w:ilvl="6" w:tentative="1">
+      <w:start w:val="1"/>
+      <w:numFmt w:val="bullet"/>
+      <w:lvlText w:val=""/>
+      <w:lvlJc w:val="left"/>
+      <w:pPr>
+        <w:tabs>
+          <w:tab w:val="num" w:pos="5040"/>
+        </w:tabs>
+        <w:ind w:left="5040" w:hanging="360"/>
+      </w:pPr>
+      <w:rPr>
+        <w:rFonts w:ascii="Wingdings" w:hAnsi="Wingdings" w:hint="default"/>
+        <w:sz w:val="20"/>
+      </w:rPr>
+    </w:lvl>
+    <w:lvl w:ilvl="7" w:tentative="1">
+      <w:start w:val="1"/>
+      <w:numFmt w:val="bullet"/>
+      <w:lvlText w:val=""/>
+      <w:lvlJc w:val="left"/>
+      <w:pPr>
+        <w:tabs>
+          <w:tab w:val="num" w:pos="5760"/>
+        </w:tabs>
+        <w:ind w:left="5760" w:hanging="360"/>
+      </w:pPr>
+      <w:rPr>
+        <w:rFonts w:ascii="Wingdings" w:hAnsi="Wingdings" w:hint="default"/>
+        <w:sz w:val="20"/>
+      </w:rPr>
+    </w:lvl>
+    <w:lvl w:ilvl="8" w:tentative="1">
+      <w:start w:val="1"/>
+      <w:numFmt w:val="bullet"/>
+      <w:lvlText w:val=""/>
+      <w:lvlJc w:val="left"/>
+      <w:pPr>
+        <w:tabs>
+          <w:tab w:val="num" w:pos="6480"/>
+        </w:tabs>
+        <w:ind w:left="6480" w:hanging="360"/>
+      </w:pPr>
+      <w:rPr>
+        <w:rFonts w:ascii="Wingdings" w:hAnsi="Wingdings" w:hint="default"/>
+        <w:sz w:val="20"/>
+      </w:rPr>
+    </w:lvl>
+  </w:abstractNum>
+  <w:num w:numId="1" w16cid:durableId="1571037392">
+    <w:abstractNumId w:val="3"/>
+  </w:num>
+  <w:num w:numId="2" w16cid:durableId="1242594338">
+    <w:abstractNumId w:val="4"/>
+  </w:num>
+  <w:num w:numId="3" w16cid:durableId="1066100469">
+    <w:abstractNumId w:val="0"/>
+  </w:num>
+  <w:num w:numId="4" w16cid:durableId="44260580">
+    <w:abstractNumId w:val="1"/>
+  </w:num>
+  <w:num w:numId="5" w16cid:durableId="673072639">
+    <w:abstractNumId w:val="2"/>
+  </w:num>
+</w:numbering>
 </file>
 
 <file path=word/styles.xml><?xml version="1.0" encoding="utf-8"?>
@@ -1279,6 +3271,18 @@
       <w:shd w:val="clear" w:color="auto" w:fill="E1DFDD"/>
     </w:rPr>
   </w:style>
+  <w:style w:type="character" w:styleId="Hipervnculovisitado">
+    <w:name w:val="FollowedHyperlink"/>
+    <w:basedOn w:val="Fuentedeprrafopredeter"/>
+    <w:uiPriority w:val="99"/>
+    <w:semiHidden/>
+    <w:unhideWhenUsed/>
+    <w:rsid w:val="006F42D5"/>
+    <w:rPr>
+      <w:color w:val="96607D" w:themeColor="followedHyperlink"/>
+      <w:u w:val="single"/>
+    </w:rPr>
+  </w:style>
 </w:styles>
 </file>
 
